--- a/directions_to_chatgpt_website_2.docx
+++ b/directions_to_chatgpt_website_2.docx
@@ -1,6 +1,6 @@
 
 <file path=word/document.xml><?xml version="1.0" encoding="utf-8"?>
-<w:document xmlns:wpc="http://schemas.microsoft.com/office/word/2010/wordprocessingCanvas" xmlns:cx="http://schemas.microsoft.com/office/drawing/2014/chartex" xmlns:cx1="http://schemas.microsoft.com/office/drawing/2015/9/8/chartex" xmlns:cx2="http://schemas.microsoft.com/office/drawing/2015/10/21/chartex" xmlns:cx3="http://schemas.microsoft.com/office/drawing/2016/5/9/chartex" xmlns:cx4="http://schemas.microsoft.com/office/drawing/2016/5/10/chartex" xmlns:cx5="http://schemas.microsoft.com/office/drawing/2016/5/11/chartex" xmlns:cx6="http://schemas.microsoft.com/office/drawing/2016/5/12/chartex" xmlns:cx7="http://schemas.microsoft.com/office/drawing/2016/5/13/chartex" xmlns:cx8="http://schemas.microsoft.com/office/drawing/2016/5/14/chartex" xmlns:mc="http://schemas.openxmlformats.org/markup-compatibility/2006" xmlns:aink="http://schemas.microsoft.com/office/drawing/2016/ink" xmlns:am3d="http://schemas.microsoft.com/office/drawing/2017/model3d" xmlns:o="urn:schemas-microsoft-com:office:office" xmlns:oel="http://schemas.microsoft.com/office/2019/extlst" xmlns:r="http://schemas.openxmlformats.org/officeDocument/2006/relationships" xmlns:m="http://schemas.openxmlformats.org/officeDocument/2006/math" xmlns:v="urn:schemas-microsoft-com:vml" xmlns:wp14="http://schemas.microsoft.com/office/word/2010/wordprocessingDrawing" xmlns:wp="http://schemas.openxmlformats.org/drawingml/2006/wordprocessingDrawing" xmlns:w10="urn:schemas-microsoft-com:office:word" xmlns:w="http://schemas.openxmlformats.org/wordprocessingml/2006/main" xmlns:w14="http://schemas.microsoft.com/office/word/2010/wordml" xmlns:w15="http://schemas.microsoft.com/office/word/2012/wordml" xmlns:w16cex="http://schemas.microsoft.com/office/word/2018/wordml/cex" xmlns:w16cid="http://schemas.microsoft.com/office/word/2016/wordml/cid" xmlns:w16="http://schemas.microsoft.com/office/word/2018/wordml" xmlns:w16du="http://schemas.microsoft.com/office/word/2023/wordml/word16du" xmlns:w16sdtdh="http://schemas.microsoft.com/office/word/2020/wordml/sdtdatahash" xmlns:w16se="http://schemas.microsoft.com/office/word/2015/wordml/symex" xmlns:wpg="http://schemas.microsoft.com/office/word/2010/wordprocessingGroup" xmlns:wpi="http://schemas.microsoft.com/office/word/2010/wordprocessingInk" xmlns:wne="http://schemas.microsoft.com/office/word/2006/wordml" xmlns:wps="http://schemas.microsoft.com/office/word/2010/wordprocessingShape" mc:Ignorable="w14 w15 w16se w16cid w16 w16cex w16sdtdh w16du wp14">
+<w:document xmlns:wpc="http://schemas.microsoft.com/office/word/2010/wordprocessingCanvas" xmlns:cx="http://schemas.microsoft.com/office/drawing/2014/chartex" xmlns:cx1="http://schemas.microsoft.com/office/drawing/2015/9/8/chartex" xmlns:cx2="http://schemas.microsoft.com/office/drawing/2015/10/21/chartex" xmlns:cx3="http://schemas.microsoft.com/office/drawing/2016/5/9/chartex" xmlns:cx4="http://schemas.microsoft.com/office/drawing/2016/5/10/chartex" xmlns:cx5="http://schemas.microsoft.com/office/drawing/2016/5/11/chartex" xmlns:cx6="http://schemas.microsoft.com/office/drawing/2016/5/12/chartex" xmlns:cx7="http://schemas.microsoft.com/office/drawing/2016/5/13/chartex" xmlns:cx8="http://schemas.microsoft.com/office/drawing/2016/5/14/chartex" xmlns:mc="http://schemas.openxmlformats.org/markup-compatibility/2006" xmlns:aink="http://schemas.microsoft.com/office/drawing/2016/ink" xmlns:am3d="http://schemas.microsoft.com/office/drawing/2017/model3d" xmlns:o="urn:schemas-microsoft-com:office:office" xmlns:oel="http://schemas.microsoft.com/office/2019/extlst" xmlns:r="http://schemas.openxmlformats.org/officeDocument/2006/relationships" xmlns:m="http://schemas.openxmlformats.org/officeDocument/2006/math" xmlns:v="urn:schemas-microsoft-com:vml" xmlns:wp14="http://schemas.microsoft.com/office/word/2010/wordprocessingDrawing" xmlns:wp="http://schemas.openxmlformats.org/drawingml/2006/wordprocessingDrawing" xmlns:w10="urn:schemas-microsoft-com:office:word" xmlns:w="http://schemas.openxmlformats.org/wordprocessingml/2006/main" xmlns:w14="http://schemas.microsoft.com/office/word/2010/wordml" xmlns:w15="http://schemas.microsoft.com/office/word/2012/wordml" xmlns:w16cex="http://schemas.microsoft.com/office/word/2018/wordml/cex" xmlns:w16cid="http://schemas.microsoft.com/office/word/2016/wordml/cid" xmlns:w16="http://schemas.microsoft.com/office/word/2018/wordml" xmlns:w16du="http://schemas.microsoft.com/office/word/2023/wordml/word16du" xmlns:w16sdtdh="http://schemas.microsoft.com/office/word/2020/wordml/sdtdatahash" xmlns:w16sdtfl="http://schemas.microsoft.com/office/word/2024/wordml/sdtformatlock" xmlns:w16se="http://schemas.microsoft.com/office/word/2015/wordml/symex" xmlns:wpg="http://schemas.microsoft.com/office/word/2010/wordprocessingGroup" xmlns:wpi="http://schemas.microsoft.com/office/word/2010/wordprocessingInk" xmlns:wne="http://schemas.microsoft.com/office/word/2006/wordml" xmlns:wps="http://schemas.microsoft.com/office/word/2010/wordprocessingShape" mc:Ignorable="w14 w15 w16se w16cid w16 w16cex w16sdtdh w16sdtfl w16du wp14">
   <w:body>
     <w:p>
       <w:r>
@@ -51,22 +51,48 @@
         <w:spacing w:after="0"/>
       </w:pPr>
       <w:r>
-        <w:t xml:space="preserve">Here are the 6 members </w:t>
-      </w:r>
-    </w:p>
-    <w:p>
-      <w:pPr>
-        <w:spacing w:after="0"/>
-      </w:pPr>
-      <w:r>
-        <w:t>The lawyer</w:t>
-      </w:r>
-      <w:r>
-        <w:t xml:space="preserve"> whose icon </w:t>
-      </w:r>
+        <w:t xml:space="preserve">Here </w:t>
+      </w:r>
+      <w:r>
+        <w:t xml:space="preserve">is a list of </w:t>
+      </w:r>
+      <w:r>
+        <w:t xml:space="preserve">the 6 members </w:t>
+      </w:r>
+      <w:r>
+        <w:t>with their names and icons</w:t>
+      </w:r>
+    </w:p>
+    <w:p>
+      <w:pPr>
+        <w:spacing w:after="0"/>
+      </w:pPr>
+      <w:r>
+        <w:t>lawyer</w:t>
+      </w:r>
+      <w:r>
+        <w:t xml:space="preserve"> lawyer.png</w:t>
+      </w:r>
+    </w:p>
+    <w:p>
+      <w:pPr>
+        <w:spacing w:after="0"/>
+      </w:pPr>
       <w:proofErr w:type="gramStart"/>
       <w:r>
-        <w:t>is  lawyer.png</w:t>
+        <w:t>journalist</w:t>
+      </w:r>
+      <w:r>
+        <w:t xml:space="preserve"> </w:t>
+      </w:r>
+      <w:r>
+        <w:t xml:space="preserve"> </w:t>
+      </w:r>
+      <w:r>
+        <w:t>journo</w:t>
+      </w:r>
+      <w:r>
+        <w:t>.png</w:t>
       </w:r>
       <w:proofErr w:type="gramEnd"/>
     </w:p>
@@ -75,146 +101,160 @@
         <w:spacing w:after="0"/>
       </w:pPr>
       <w:r>
-        <w:t xml:space="preserve">The </w:t>
-      </w:r>
+        <w:t>businessman</w:t>
+      </w:r>
+      <w:r>
+        <w:t xml:space="preserve"> </w:t>
+      </w:r>
+      <w:r>
+        <w:t>images</w:t>
+      </w:r>
+      <w:r>
+        <w:t>2</w:t>
+      </w:r>
+      <w:r>
+        <w:t>.png</w:t>
+      </w:r>
+    </w:p>
+    <w:p>
+      <w:pPr>
+        <w:spacing w:after="0"/>
+      </w:pPr>
+      <w:r>
+        <w:t>politic</w:t>
+      </w:r>
+      <w:r>
+        <w:t>o</w:t>
+      </w:r>
+      <w:r>
+        <w:t xml:space="preserve"> </w:t>
+      </w:r>
+      <w:r>
+        <w:t>images</w:t>
+      </w:r>
+      <w:r>
+        <w:t>3</w:t>
+      </w:r>
+      <w:r>
+        <w:t>.png</w:t>
+      </w:r>
+    </w:p>
+    <w:p>
+      <w:pPr>
+        <w:spacing w:after="0"/>
+      </w:pPr>
+      <w:r>
+        <w:t>non-profit</w:t>
+      </w:r>
+      <w:r>
+        <w:t xml:space="preserve"> </w:t>
+      </w:r>
+      <w:r>
+        <w:t>images</w:t>
+      </w:r>
+      <w:r>
+        <w:t>4</w:t>
+      </w:r>
+      <w:r>
+        <w:t>.png</w:t>
+      </w:r>
+    </w:p>
+    <w:p>
+      <w:pPr>
+        <w:spacing w:after="0"/>
+      </w:pPr>
       <w:proofErr w:type="gramStart"/>
       <w:r>
+        <w:t>consultant</w:t>
+      </w:r>
+      <w:r>
+        <w:t xml:space="preserve">  images</w:t>
+      </w:r>
+      <w:r>
+        <w:t>5</w:t>
+      </w:r>
+      <w:r>
+        <w:t>.png</w:t>
+      </w:r>
+      <w:proofErr w:type="gramEnd"/>
+    </w:p>
+    <w:p>
+      <w:pPr>
+        <w:spacing w:after="0"/>
+      </w:pPr>
+      <w:r>
+        <w:t>here is a list of books chosen by year by member</w:t>
+      </w:r>
+      <w:r>
+        <w:t xml:space="preserve"> with the icon file name</w:t>
+      </w:r>
+    </w:p>
+    <w:p>
+      <w:pPr>
+        <w:spacing w:after="0"/>
+      </w:pPr>
+      <w:r>
+        <w:t xml:space="preserve">2022 </w:t>
+      </w:r>
+      <w:r>
+        <w:t xml:space="preserve">non-profit </w:t>
+      </w:r>
+      <w:proofErr w:type="gramStart"/>
+      <w:r>
+        <w:t>The</w:t>
+      </w:r>
+      <w:proofErr w:type="gramEnd"/>
+      <w:r>
+        <w:t xml:space="preserve"> sentence</w:t>
+      </w:r>
+      <w:r>
+        <w:t xml:space="preserve"> </w:t>
+      </w:r>
+      <w:r>
+        <w:t>the_sentence.jpg</w:t>
+      </w:r>
+    </w:p>
+    <w:p>
+      <w:pPr>
+        <w:spacing w:after="0"/>
+      </w:pPr>
+      <w:r>
+        <w:t xml:space="preserve">2022 </w:t>
+      </w:r>
+      <w:r>
         <w:t>journalist</w:t>
       </w:r>
       <w:r>
         <w:t xml:space="preserve"> </w:t>
       </w:r>
       <w:r>
-        <w:t xml:space="preserve"> whose</w:t>
-      </w:r>
-      <w:proofErr w:type="gramEnd"/>
-      <w:r>
-        <w:t xml:space="preserve"> icon is images1.png</w:t>
-      </w:r>
-    </w:p>
-    <w:p>
-      <w:pPr>
-        <w:spacing w:after="0"/>
-      </w:pPr>
-      <w:r>
-        <w:t>The business man</w:t>
-      </w:r>
-      <w:r>
-        <w:t xml:space="preserve"> whose icon is</w:t>
-      </w:r>
-      <w:r>
-        <w:t xml:space="preserve"> </w:t>
-      </w:r>
-      <w:r>
-        <w:t>images1.png</w:t>
-      </w:r>
-    </w:p>
-    <w:p>
-      <w:pPr>
-        <w:spacing w:after="0"/>
-      </w:pPr>
-      <w:r>
-        <w:t>The political guy</w:t>
-      </w:r>
-      <w:r>
-        <w:t xml:space="preserve"> whose icon is</w:t>
-      </w:r>
-      <w:r>
-        <w:t xml:space="preserve"> </w:t>
-      </w:r>
-      <w:r>
-        <w:t>images1.png</w:t>
-      </w:r>
-    </w:p>
-    <w:p>
-      <w:pPr>
-        <w:spacing w:after="0"/>
-      </w:pPr>
-      <w:r>
-        <w:t>The non-profit CEO</w:t>
-      </w:r>
-      <w:r>
-        <w:t xml:space="preserve"> whose icon is</w:t>
-      </w:r>
-      <w:r>
-        <w:t xml:space="preserve"> </w:t>
-      </w:r>
-      <w:r>
-        <w:t>images1.png</w:t>
-      </w:r>
-    </w:p>
-    <w:p>
-      <w:pPr>
-        <w:spacing w:after="0"/>
-      </w:pPr>
-      <w:r>
-        <w:t xml:space="preserve">The </w:t>
-      </w:r>
-      <w:r>
-        <w:t>consultant</w:t>
-      </w:r>
-      <w:r>
-        <w:t xml:space="preserve"> whose icon is images1.png</w:t>
-      </w:r>
-    </w:p>
-    <w:p>
-      <w:pPr>
-        <w:spacing w:after="0"/>
-      </w:pPr>
-      <w:r>
-        <w:t xml:space="preserve">2022 books are </w:t>
-      </w:r>
-    </w:p>
-    <w:p>
-      <w:pPr>
-        <w:spacing w:after="0"/>
-      </w:pPr>
-      <w:r>
-        <w:t xml:space="preserve">The non-profit CEO chose </w:t>
-      </w:r>
-      <w:proofErr w:type="gramStart"/>
-      <w:r>
-        <w:t>The</w:t>
-      </w:r>
-      <w:proofErr w:type="gramEnd"/>
-      <w:r>
-        <w:t xml:space="preserve"> sentence</w:t>
-      </w:r>
-    </w:p>
-    <w:p>
-      <w:pPr>
-        <w:spacing w:after="0"/>
-      </w:pPr>
-      <w:r>
-        <w:t xml:space="preserve">The </w:t>
-      </w:r>
-      <w:proofErr w:type="gramStart"/>
-      <w:r>
-        <w:t>journalist</w:t>
-      </w:r>
-      <w:r>
-        <w:t xml:space="preserve"> </w:t>
-      </w:r>
-      <w:r>
-        <w:t xml:space="preserve"> chose</w:t>
-      </w:r>
-      <w:proofErr w:type="gramEnd"/>
-      <w:r>
-        <w:t xml:space="preserve"> </w:t>
-      </w:r>
-      <w:r>
         <w:t>Lincoln Highway</w:t>
       </w:r>
-    </w:p>
-    <w:p>
-      <w:pPr>
-        <w:spacing w:after="0"/>
-      </w:pPr>
-      <w:r>
-        <w:t xml:space="preserve">The lawyer chose </w:t>
+      <w:r>
+        <w:t xml:space="preserve"> </w:t>
+      </w:r>
+      <w:r>
+        <w:t>amor-towles-lincoln-highway.jpg</w:t>
+      </w:r>
+    </w:p>
+    <w:p>
+      <w:pPr>
+        <w:spacing w:after="0"/>
+      </w:pPr>
+      <w:r>
+        <w:t xml:space="preserve">2022 </w:t>
+      </w:r>
+      <w:r>
+        <w:t xml:space="preserve">lawyer </w:t>
       </w:r>
       <w:r>
         <w:t>The Splendid and the Vile</w:t>
+      </w:r>
+      <w:r>
+        <w:t xml:space="preserve"> </w:t>
+      </w:r>
+      <w:r>
+        <w:t>splendid.jpg</w:t>
       </w:r>
     </w:p>
     <w:p>
@@ -228,7 +268,10 @@
         </w:rPr>
       </w:pPr>
       <w:r>
-        <w:t xml:space="preserve">The consultant chose </w:t>
+        <w:t xml:space="preserve">2022 </w:t>
+      </w:r>
+      <w:r>
+        <w:t xml:space="preserve">consultant </w:t>
       </w:r>
       <w:r>
         <w:rPr>
@@ -249,177 +292,90 @@
         <w:t xml:space="preserve"> </w:t>
       </w:r>
       <w:r>
-        <w:t xml:space="preserve">by </w:t>
-      </w:r>
-      <w:proofErr w:type="spellStart"/>
-      <w:r>
-        <w:t>ulrich</w:t>
-      </w:r>
-      <w:proofErr w:type="spellEnd"/>
-      <w:r>
-        <w:t xml:space="preserve"> alexander </w:t>
-      </w:r>
-      <w:proofErr w:type="spellStart"/>
-      <w:r>
-        <w:t>boschwit</w:t>
-      </w:r>
-      <w:r>
-        <w:t>z</w:t>
-      </w:r>
-      <w:proofErr w:type="spellEnd"/>
-    </w:p>
-    <w:p>
-      <w:pPr>
-        <w:spacing w:after="0"/>
-      </w:pPr>
-      <w:r>
-        <w:t>The business man chose</w:t>
-      </w:r>
-      <w:r>
-        <w:t xml:space="preserve"> </w:t>
-      </w:r>
-      <w:r>
-        <w:t>House Made of Dawn by Scott Momaday</w:t>
-      </w:r>
-    </w:p>
-    <w:p>
-      <w:pPr>
-        <w:spacing w:after="0"/>
-      </w:pPr>
-      <w:r>
-        <w:t>The political guy chose</w:t>
-      </w:r>
-      <w:r>
-        <w:t xml:space="preserve"> </w:t>
-      </w:r>
-      <w:r>
-        <w:t>Marsh Kings Daughter</w:t>
-      </w:r>
-    </w:p>
-    <w:p>
-      <w:pPr>
-        <w:spacing w:after="0"/>
-      </w:pPr>
-      <w:r>
-        <w:t xml:space="preserve">2023 books are </w:t>
-      </w:r>
-    </w:p>
-    <w:p>
-      <w:pPr>
-        <w:spacing w:after="0"/>
-      </w:pPr>
-      <w:r>
-        <w:t xml:space="preserve">The non-profit CEO chose </w:t>
-      </w:r>
-      <w:r>
-        <w:t>Immense World</w:t>
-      </w:r>
-    </w:p>
-    <w:p>
-      <w:pPr>
-        <w:spacing w:after="0"/>
-      </w:pPr>
-      <w:r>
-        <w:t xml:space="preserve">The </w:t>
-      </w:r>
-      <w:proofErr w:type="gramStart"/>
-      <w:r>
-        <w:t>journalist</w:t>
-      </w:r>
-      <w:r>
-        <w:t xml:space="preserve"> </w:t>
-      </w:r>
-      <w:r>
-        <w:t xml:space="preserve"> chose</w:t>
-      </w:r>
-      <w:proofErr w:type="gramEnd"/>
-      <w:r>
-        <w:t xml:space="preserve"> </w:t>
-      </w:r>
-      <w:r>
-        <w:t>Hell of a Book</w:t>
-      </w:r>
-    </w:p>
-    <w:p>
-      <w:pPr>
-        <w:spacing w:after="0"/>
-      </w:pPr>
-      <w:r>
-        <w:t xml:space="preserve">The lawyer chose </w:t>
-      </w:r>
-      <w:r>
-        <w:t>Slow Horses</w:t>
-      </w:r>
-    </w:p>
-    <w:p>
-      <w:pPr>
-        <w:spacing w:after="0"/>
-      </w:pPr>
-      <w:r>
-        <w:t xml:space="preserve">The consultant chose </w:t>
-      </w:r>
-      <w:proofErr w:type="spellStart"/>
-      <w:r>
-        <w:t>Cloudstreet</w:t>
-      </w:r>
-      <w:proofErr w:type="spellEnd"/>
-    </w:p>
-    <w:p>
-      <w:pPr>
-        <w:spacing w:after="0"/>
-      </w:pPr>
-      <w:r>
-        <w:t>The business man chose</w:t>
-      </w:r>
-      <w:r>
-        <w:t xml:space="preserve"> </w:t>
-      </w:r>
-      <w:r>
-        <w:t>Demond Copperhead</w:t>
-      </w:r>
-    </w:p>
-    <w:p>
-      <w:pPr>
-        <w:spacing w:after="0"/>
-      </w:pPr>
-      <w:r>
-        <w:t>The political guy chose</w:t>
-      </w:r>
-      <w:r>
-        <w:t xml:space="preserve"> </w:t>
-      </w:r>
-      <w:r>
-        <w:t>The Wager</w:t>
-      </w:r>
-    </w:p>
-    <w:p>
-      <w:pPr>
-        <w:spacing w:after="0"/>
         <w:rPr>
           <w:rFonts w:ascii="Calibri" w:eastAsia="Times New Roman" w:hAnsi="Calibri" w:cs="Calibri"/>
           <w:color w:val="000000"/>
           <w:kern w:val="0"/>
           <w14:ligatures w14:val="none"/>
         </w:rPr>
-      </w:pPr>
-      <w:r>
-        <w:t xml:space="preserve">2024 books are </w:t>
-      </w:r>
-    </w:p>
-    <w:p>
-      <w:pPr>
-        <w:spacing w:after="0"/>
-      </w:pPr>
-      <w:r>
-        <w:t>The non-profit CEO chose Covenant of Water</w:t>
-      </w:r>
-    </w:p>
-    <w:p>
-      <w:pPr>
-        <w:spacing w:after="0"/>
-      </w:pPr>
-      <w:r>
-        <w:t xml:space="preserve">The </w:t>
+        <w:t>the_passenger.jpg</w:t>
+      </w:r>
+    </w:p>
+    <w:p>
+      <w:pPr>
+        <w:spacing w:after="0"/>
+      </w:pPr>
+      <w:r>
+        <w:t xml:space="preserve">2022 </w:t>
+      </w:r>
+      <w:r>
+        <w:t xml:space="preserve">businessman </w:t>
+      </w:r>
+      <w:r>
+        <w:t>House Made of Dawn</w:t>
+      </w:r>
+      <w:r>
+        <w:t xml:space="preserve"> </w:t>
+      </w:r>
+      <w:r>
+        <w:t>house_of_dawn.jpg</w:t>
+      </w:r>
+    </w:p>
+    <w:p>
+      <w:pPr>
+        <w:spacing w:after="0"/>
+      </w:pPr>
+      <w:r>
+        <w:t xml:space="preserve">2022 </w:t>
+      </w:r>
+      <w:r>
+        <w:t>politic</w:t>
+      </w:r>
+      <w:r>
+        <w:t xml:space="preserve">o </w:t>
+      </w:r>
+      <w:r>
+        <w:t>Marsh Kings Daughter</w:t>
+      </w:r>
+      <w:r>
+        <w:t xml:space="preserve"> </w:t>
+      </w:r>
+      <w:r>
+        <w:t>marsh_king.jpg</w:t>
+      </w:r>
+    </w:p>
+    <w:p>
+      <w:pPr>
+        <w:spacing w:after="0"/>
+      </w:pPr>
+      <w:r>
+        <w:t xml:space="preserve">2023 </w:t>
+      </w:r>
+      <w:r>
+        <w:t xml:space="preserve">non-profit </w:t>
+      </w:r>
+      <w:r>
+        <w:t>Immense World</w:t>
+      </w:r>
+      <w:r>
+        <w:t xml:space="preserve"> </w:t>
+      </w:r>
+      <w:r>
+        <w:t>Immense.j</w:t>
+      </w:r>
+      <w:r>
+        <w:t>pg</w:t>
+      </w:r>
+    </w:p>
+    <w:p>
+      <w:pPr>
+        <w:spacing w:after="0"/>
+      </w:pPr>
+      <w:r>
+        <w:t>2023</w:t>
+      </w:r>
+      <w:r>
+        <w:t xml:space="preserve"> </w:t>
       </w:r>
       <w:proofErr w:type="gramStart"/>
       <w:r>
@@ -429,37 +385,579 @@
         <w:t xml:space="preserve"> </w:t>
       </w:r>
       <w:r>
-        <w:t xml:space="preserve"> chose</w:t>
+        <w:t xml:space="preserve"> </w:t>
+      </w:r>
+      <w:r>
+        <w:t>Hell</w:t>
       </w:r>
       <w:proofErr w:type="gramEnd"/>
       <w:r>
-        <w:t xml:space="preserve"> </w:t>
-      </w:r>
-      <w:r>
-        <w:t>Heaven and Earth Grocery Store.</w:t>
-      </w:r>
-    </w:p>
-    <w:p>
-      <w:pPr>
-        <w:spacing w:after="0"/>
-      </w:pPr>
-      <w:r>
-        <w:t xml:space="preserve">The lawyer chose </w:t>
+        <w:t xml:space="preserve"> of a Book</w:t>
+      </w:r>
+      <w:r>
+        <w:t xml:space="preserve"> </w:t>
+      </w:r>
+      <w:r>
+        <w:t>hell.</w:t>
+      </w:r>
+      <w:r>
+        <w:t>jpg</w:t>
+      </w:r>
+    </w:p>
+    <w:p>
+      <w:pPr>
+        <w:spacing w:after="0"/>
+      </w:pPr>
+      <w:r>
+        <w:t>2023</w:t>
+      </w:r>
+      <w:r>
+        <w:t xml:space="preserve"> lawyer </w:t>
+      </w:r>
+      <w:r>
+        <w:t>Slow Horses</w:t>
+      </w:r>
+      <w:r>
+        <w:t xml:space="preserve"> </w:t>
+      </w:r>
+      <w:r>
+        <w:t>Slow_horses.</w:t>
+      </w:r>
+      <w:r>
+        <w:t>jpg</w:t>
+      </w:r>
+    </w:p>
+    <w:p>
+      <w:pPr>
+        <w:spacing w:after="0"/>
+      </w:pPr>
+      <w:r>
+        <w:t>2023</w:t>
+      </w:r>
+      <w:r>
+        <w:t xml:space="preserve"> consultant </w:t>
+      </w:r>
+      <w:proofErr w:type="spellStart"/>
+      <w:r>
+        <w:t>Cloudstreet</w:t>
+      </w:r>
+      <w:proofErr w:type="spellEnd"/>
+      <w:r>
+        <w:t xml:space="preserve"> </w:t>
+      </w:r>
+      <w:r>
+        <w:t>Cloud</w:t>
+      </w:r>
+      <w:r>
+        <w:t>-</w:t>
+      </w:r>
+      <w:r>
+        <w:t>street.</w:t>
+      </w:r>
+      <w:r>
+        <w:t>jpg</w:t>
+      </w:r>
+    </w:p>
+    <w:p>
+      <w:pPr>
+        <w:spacing w:after="0"/>
+      </w:pPr>
+      <w:r>
+        <w:t>2023</w:t>
+      </w:r>
+      <w:r>
+        <w:t xml:space="preserve"> businessman </w:t>
+      </w:r>
+      <w:r>
+        <w:t>Demond Copperhead</w:t>
+      </w:r>
+      <w:r>
+        <w:t xml:space="preserve"> </w:t>
+      </w:r>
+      <w:r>
+        <w:t>demon</w:t>
+      </w:r>
+      <w:r>
+        <w:t>copperhead</w:t>
+      </w:r>
+      <w:r>
+        <w:t>.j</w:t>
+      </w:r>
+      <w:r>
+        <w:t>pg</w:t>
+      </w:r>
+    </w:p>
+    <w:p>
+      <w:pPr>
+        <w:spacing w:after="0"/>
+      </w:pPr>
+      <w:r>
+        <w:t xml:space="preserve">2023 </w:t>
+      </w:r>
+      <w:proofErr w:type="gramStart"/>
+      <w:r>
+        <w:t>politi</w:t>
+      </w:r>
+      <w:r>
+        <w:t>co</w:t>
+      </w:r>
+      <w:r>
+        <w:t xml:space="preserve"> </w:t>
+      </w:r>
+      <w:r>
+        <w:t xml:space="preserve"> </w:t>
+      </w:r>
+      <w:r>
+        <w:t>The</w:t>
+      </w:r>
+      <w:proofErr w:type="gramEnd"/>
+      <w:r>
+        <w:t xml:space="preserve"> Wager</w:t>
+      </w:r>
+      <w:r>
+        <w:t xml:space="preserve"> the_wager.jpg</w:t>
+      </w:r>
+    </w:p>
+    <w:p>
+      <w:pPr>
+        <w:spacing w:after="0"/>
+      </w:pPr>
+      <w:r>
+        <w:t>2024</w:t>
+      </w:r>
+      <w:r>
+        <w:t xml:space="preserve"> non-profit Covenant of Water</w:t>
+      </w:r>
+      <w:r>
+        <w:t xml:space="preserve"> </w:t>
+      </w:r>
+      <w:r>
+        <w:t>Covenant.</w:t>
+      </w:r>
+      <w:r>
+        <w:t>jpg</w:t>
+      </w:r>
+    </w:p>
+    <w:p>
+      <w:pPr>
+        <w:spacing w:after="0"/>
+      </w:pPr>
+      <w:r>
+        <w:t xml:space="preserve">2024 </w:t>
+      </w:r>
+      <w:proofErr w:type="gramStart"/>
+      <w:r>
+        <w:t>journalist</w:t>
+      </w:r>
+      <w:r>
+        <w:t xml:space="preserve"> </w:t>
+      </w:r>
+      <w:r>
+        <w:t xml:space="preserve"> </w:t>
+      </w:r>
+      <w:r>
+        <w:t>Heaven</w:t>
+      </w:r>
+      <w:proofErr w:type="gramEnd"/>
+      <w:r>
+        <w:t xml:space="preserve"> and Earth Grocery Store</w:t>
+      </w:r>
+      <w:r>
+        <w:t xml:space="preserve"> </w:t>
+      </w:r>
+      <w:r>
+        <w:t>Heaven.</w:t>
+      </w:r>
+      <w:r>
+        <w:t>jpg</w:t>
+      </w:r>
+    </w:p>
+    <w:p>
+      <w:pPr>
+        <w:spacing w:after="0"/>
+      </w:pPr>
+      <w:r>
+        <w:t xml:space="preserve">2024 </w:t>
+      </w:r>
+      <w:r>
+        <w:t xml:space="preserve">lawyer </w:t>
       </w:r>
       <w:r>
         <w:t>Shepherds Life</w:t>
       </w:r>
-    </w:p>
-    <w:p>
-      <w:pPr>
-        <w:spacing w:after="0"/>
-      </w:pPr>
-      <w:r>
-        <w:t xml:space="preserve">The consultant chose </w:t>
+      <w:r>
+        <w:t xml:space="preserve"> </w:t>
+      </w:r>
+      <w:r>
+        <w:t>shepherd.jpg</w:t>
+      </w:r>
+    </w:p>
+    <w:p>
+      <w:pPr>
+        <w:spacing w:after="0"/>
+      </w:pPr>
+      <w:r>
+        <w:t xml:space="preserve">2024 </w:t>
+      </w:r>
+      <w:r>
+        <w:t xml:space="preserve">consultant </w:t>
       </w:r>
       <w:r>
         <w:t>Boy Swallows Universe</w:t>
       </w:r>
+      <w:r>
+        <w:t xml:space="preserve"> </w:t>
+      </w:r>
+      <w:r>
+        <w:t>boy_swallows_universe.jpg</w:t>
+      </w:r>
+    </w:p>
+    <w:p>
+      <w:pPr>
+        <w:spacing w:after="0"/>
+      </w:pPr>
+      <w:r>
+        <w:t>202</w:t>
+      </w:r>
+      <w:r>
+        <w:t>4</w:t>
+      </w:r>
+      <w:r>
+        <w:t xml:space="preserve"> businessman</w:t>
+      </w:r>
+      <w:r>
+        <w:t xml:space="preserve"> </w:t>
+      </w:r>
+      <w:r>
+        <w:t>True Grit</w:t>
+      </w:r>
+      <w:r>
+        <w:t xml:space="preserve"> </w:t>
+      </w:r>
+      <w:r>
+        <w:t>truegrit</w:t>
+      </w:r>
+      <w:r>
+        <w:t>.jpg</w:t>
+      </w:r>
+    </w:p>
+    <w:p>
+      <w:pPr>
+        <w:spacing w:after="0"/>
+      </w:pPr>
+      <w:r>
+        <w:t>202</w:t>
+      </w:r>
+      <w:r>
+        <w:t>4</w:t>
+      </w:r>
+      <w:r>
+        <w:t xml:space="preserve"> </w:t>
+      </w:r>
+      <w:proofErr w:type="gramStart"/>
+      <w:r>
+        <w:t xml:space="preserve">politico  </w:t>
+      </w:r>
+      <w:r>
+        <w:t>Winters</w:t>
+      </w:r>
+      <w:proofErr w:type="gramEnd"/>
+      <w:r>
+        <w:t xml:space="preserve"> Bone winters_bone.jpg</w:t>
+      </w:r>
+    </w:p>
+    <w:p>
+      <w:pPr>
+        <w:spacing w:after="0"/>
+      </w:pPr>
+      <w:r>
+        <w:t>202</w:t>
+      </w:r>
+      <w:r>
+        <w:t>5</w:t>
+      </w:r>
+      <w:r>
+        <w:t xml:space="preserve"> non-profit </w:t>
+      </w:r>
+      <w:r>
+        <w:t xml:space="preserve">Wide </w:t>
+      </w:r>
+      <w:proofErr w:type="spellStart"/>
+      <w:r>
+        <w:t>Wide</w:t>
+      </w:r>
+      <w:proofErr w:type="spellEnd"/>
+      <w:r>
+        <w:t xml:space="preserve"> Sea</w:t>
+      </w:r>
+      <w:r>
+        <w:t xml:space="preserve"> </w:t>
+      </w:r>
+      <w:r>
+        <w:t>widewide.jpg</w:t>
+      </w:r>
+    </w:p>
+    <w:p>
+      <w:pPr>
+        <w:spacing w:after="0"/>
+      </w:pPr>
+      <w:r>
+        <w:t>202</w:t>
+      </w:r>
+      <w:r>
+        <w:t>5</w:t>
+      </w:r>
+      <w:r>
+        <w:t xml:space="preserve"> </w:t>
+      </w:r>
+      <w:proofErr w:type="gramStart"/>
+      <w:r>
+        <w:t>journalist</w:t>
+      </w:r>
+      <w:r>
+        <w:t xml:space="preserve"> </w:t>
+      </w:r>
+      <w:r>
+        <w:t xml:space="preserve"> </w:t>
+      </w:r>
+      <w:r>
+        <w:t>River</w:t>
+      </w:r>
+      <w:proofErr w:type="gramEnd"/>
+      <w:r>
+        <w:t xml:space="preserve"> We Remember</w:t>
+      </w:r>
+      <w:r>
+        <w:t xml:space="preserve"> </w:t>
+      </w:r>
+      <w:r>
+        <w:t>River.jpg</w:t>
+      </w:r>
+    </w:p>
+    <w:p>
+      <w:pPr>
+        <w:spacing w:after="0"/>
+      </w:pPr>
+      <w:r>
+        <w:t>202</w:t>
+      </w:r>
+      <w:r>
+        <w:t>5</w:t>
+      </w:r>
+      <w:r>
+        <w:t xml:space="preserve"> lawyer </w:t>
+      </w:r>
+      <w:r>
+        <w:t>A Good Life</w:t>
+      </w:r>
+      <w:r>
+        <w:t xml:space="preserve"> </w:t>
+      </w:r>
+      <w:r>
+        <w:t>goodlife</w:t>
+      </w:r>
+      <w:r>
+        <w:t>.jpg</w:t>
+      </w:r>
+    </w:p>
+    <w:p>
+      <w:pPr>
+        <w:spacing w:after="0"/>
+      </w:pPr>
+      <w:r>
+        <w:t>202</w:t>
+      </w:r>
+      <w:r>
+        <w:t>5</w:t>
+      </w:r>
+      <w:r>
+        <w:t xml:space="preserve"> consultant </w:t>
+      </w:r>
+      <w:r>
+        <w:t>Demon of Unrest</w:t>
+      </w:r>
+      <w:r>
+        <w:t xml:space="preserve"> </w:t>
+      </w:r>
+      <w:r>
+        <w:t>unrest</w:t>
+      </w:r>
+      <w:r>
+        <w:t>.jpg</w:t>
+      </w:r>
+    </w:p>
+    <w:p>
+      <w:pPr>
+        <w:spacing w:after="0"/>
+      </w:pPr>
+      <w:r>
+        <w:t>202</w:t>
+      </w:r>
+      <w:r>
+        <w:t>5</w:t>
+      </w:r>
+      <w:r>
+        <w:t xml:space="preserve"> businessman </w:t>
+      </w:r>
+      <w:r>
+        <w:t>James</w:t>
+      </w:r>
+      <w:r>
+        <w:t xml:space="preserve"> </w:t>
+      </w:r>
+      <w:r>
+        <w:t>james</w:t>
+      </w:r>
+      <w:r>
+        <w:t>.jpg</w:t>
+      </w:r>
+    </w:p>
+    <w:p>
+      <w:pPr>
+        <w:spacing w:after="0"/>
+      </w:pPr>
+      <w:r>
+        <w:t>202</w:t>
+      </w:r>
+      <w:r>
+        <w:t>5</w:t>
+      </w:r>
+      <w:r>
+        <w:t xml:space="preserve"> </w:t>
+      </w:r>
+      <w:proofErr w:type="gramStart"/>
+      <w:r>
+        <w:t xml:space="preserve">politico  </w:t>
+      </w:r>
+      <w:r>
+        <w:t>Say</w:t>
+      </w:r>
+      <w:proofErr w:type="gramEnd"/>
+      <w:r>
+        <w:t xml:space="preserve"> Nothing</w:t>
+      </w:r>
+      <w:r>
+        <w:t xml:space="preserve"> </w:t>
+      </w:r>
+      <w:r>
+        <w:t>saynothing</w:t>
+      </w:r>
+      <w:r>
+        <w:t>.jpg</w:t>
+      </w:r>
+    </w:p>
+    <w:p>
+      <w:pPr>
+        <w:spacing w:after="0"/>
+      </w:pPr>
+      <w:r>
+        <w:t>202</w:t>
+      </w:r>
+      <w:r>
+        <w:t>6</w:t>
+      </w:r>
+      <w:r>
+        <w:t xml:space="preserve"> </w:t>
+      </w:r>
+      <w:proofErr w:type="gramStart"/>
+      <w:r>
+        <w:t>journalist</w:t>
+      </w:r>
+      <w:r>
+        <w:t xml:space="preserve"> </w:t>
+      </w:r>
+      <w:r>
+        <w:t xml:space="preserve"> </w:t>
+      </w:r>
+      <w:r>
+        <w:t>This</w:t>
+      </w:r>
+      <w:proofErr w:type="gramEnd"/>
+      <w:r>
+        <w:t xml:space="preserve"> is Happiness</w:t>
+      </w:r>
+      <w:r>
+        <w:t xml:space="preserve"> </w:t>
+      </w:r>
+      <w:r>
+        <w:t>this_is_</w:t>
+      </w:r>
+      <w:r>
+        <w:t>h</w:t>
+      </w:r>
+      <w:r>
+        <w:t>appiness</w:t>
+      </w:r>
+      <w:r>
+        <w:t>.jpg</w:t>
+      </w:r>
+    </w:p>
+    <w:p>
+      <w:pPr>
+        <w:spacing w:after="0"/>
+      </w:pPr>
+      <w:r>
+        <w:t>202</w:t>
+      </w:r>
+      <w:r>
+        <w:t>6</w:t>
+      </w:r>
+      <w:r>
+        <w:t xml:space="preserve"> consultant </w:t>
+      </w:r>
+      <w:r>
+        <w:t>buckey</w:t>
+      </w:r>
+      <w:r>
+        <w:t>e</w:t>
+      </w:r>
+      <w:r>
+        <w:t>.jpg</w:t>
+      </w:r>
+    </w:p>
+    <w:p>
+      <w:pPr>
+        <w:spacing w:after="0"/>
+      </w:pPr>
+      <w:r>
+        <w:lastRenderedPageBreak/>
+        <w:t xml:space="preserve">2026 </w:t>
+      </w:r>
+      <w:r>
+        <w:t xml:space="preserve">non-profit </w:t>
+      </w:r>
+      <w:r>
+        <w:t>Apeirogon</w:t>
+      </w:r>
+      <w:r>
+        <w:t xml:space="preserve"> </w:t>
+      </w:r>
+      <w:r>
+        <w:t>Apeirogon</w:t>
+      </w:r>
+      <w:r>
+        <w:t>.jpg</w:t>
+      </w:r>
+    </w:p>
+    <w:p>
+      <w:pPr>
+        <w:spacing w:after="0"/>
+      </w:pPr>
+      <w:r>
+        <w:t>202</w:t>
+      </w:r>
+      <w:r>
+        <w:t>6</w:t>
+      </w:r>
+      <w:r>
+        <w:t xml:space="preserve"> lawyer </w:t>
+      </w:r>
+      <w:r>
+        <w:t>Lonesome Dove lonesome</w:t>
+      </w:r>
+      <w:r>
+        <w:t>.jpg</w:t>
+      </w:r>
     </w:p>
     <w:p>
       <w:pPr>
@@ -484,6 +982,9 @@
       <w:r>
         <w:t>Have icons for the years 2022 2023 2024</w:t>
       </w:r>
+      <w:r>
+        <w:t xml:space="preserve"> 2025 2026</w:t>
+      </w:r>
     </w:p>
     <w:p>
       <w:pPr>
@@ -493,7 +994,10 @@
         <w:t xml:space="preserve">When clicking on </w:t>
       </w:r>
       <w:r>
-        <w:t xml:space="preserve">each year </w:t>
+        <w:t>a</w:t>
+      </w:r>
+      <w:r>
+        <w:t xml:space="preserve"> year </w:t>
       </w:r>
       <w:r>
         <w:t>display the books</w:t>
@@ -518,72 +1022,211 @@
         <w:spacing w:after="0"/>
       </w:pPr>
       <w:r>
-        <w:t xml:space="preserve">On the main page when clicking on the member display </w:t>
+        <w:t>On the main page when clicking on the member display all of his choices</w:t>
+      </w:r>
+      <w:r>
+        <w:t xml:space="preserve">. </w:t>
+      </w:r>
+    </w:p>
+    <w:p>
+      <w:pPr>
+        <w:spacing w:after="0"/>
+      </w:pPr>
+      <w:r>
+        <w:t>Display the bookstack.jpg near the title</w:t>
+      </w:r>
+    </w:p>
+    <w:p>
+      <w:pPr>
+        <w:spacing w:after="0"/>
+      </w:pPr>
+    </w:p>
+    <w:p>
+      <w:pPr>
+        <w:spacing w:after="0"/>
+      </w:pPr>
+    </w:p>
+    <w:p>
+      <w:pPr>
+        <w:spacing w:after="0"/>
+      </w:pPr>
+      <w:r>
+        <w:t>Specify that you can browse by member.</w:t>
+      </w:r>
+    </w:p>
+    <w:p>
+      <w:pPr>
+        <w:spacing w:after="0"/>
+      </w:pPr>
+    </w:p>
+    <w:p>
+      <w:pPr>
+        <w:spacing w:after="0"/>
+      </w:pPr>
+    </w:p>
+    <w:p>
+      <w:pPr>
+        <w:spacing w:after="0"/>
+      </w:pPr>
+    </w:p>
+    <w:p>
+      <w:pPr>
+        <w:spacing w:after="0"/>
+      </w:pPr>
+    </w:p>
+    <w:p>
+      <w:pPr>
+        <w:spacing w:after="0"/>
+      </w:pPr>
+    </w:p>
+    <w:p>
+      <w:pPr>
+        <w:spacing w:after="0"/>
+      </w:pPr>
+    </w:p>
+    <w:p>
+      <w:pPr>
+        <w:spacing w:after="0"/>
+      </w:pPr>
+    </w:p>
+    <w:p>
+      <w:pPr>
+        <w:spacing w:after="0"/>
+      </w:pPr>
+    </w:p>
+    <w:p>
+      <w:pPr>
+        <w:spacing w:after="0"/>
+      </w:pPr>
+    </w:p>
+    <w:p>
+      <w:pPr>
+        <w:spacing w:after="0"/>
+      </w:pPr>
+    </w:p>
+    <w:p>
+      <w:pPr>
+        <w:spacing w:after="0"/>
+      </w:pPr>
+    </w:p>
+    <w:p>
+      <w:pPr>
+        <w:spacing w:after="0"/>
+      </w:pPr>
+    </w:p>
+    <w:p>
+      <w:pPr>
+        <w:spacing w:after="0"/>
+      </w:pPr>
+    </w:p>
+    <w:p>
+      <w:pPr>
+        <w:spacing w:after="0"/>
+      </w:pPr>
+    </w:p>
+    <w:p>
+      <w:pPr>
+        <w:spacing w:after="0"/>
+      </w:pPr>
+    </w:p>
+    <w:p>
+      <w:pPr>
+        <w:spacing w:after="0"/>
+      </w:pPr>
+    </w:p>
+    <w:p>
+      <w:pPr>
+        <w:spacing w:after="0"/>
+      </w:pPr>
+    </w:p>
+    <w:p>
+      <w:pPr>
+        <w:spacing w:after="0"/>
+      </w:pPr>
+    </w:p>
+    <w:p>
+      <w:pPr>
+        <w:spacing w:after="0"/>
+      </w:pPr>
+      <w:r>
+        <w:t>2022</w:t>
+      </w:r>
+    </w:p>
+    <w:p>
+      <w:pPr>
+        <w:spacing w:after="0"/>
+      </w:pPr>
+      <w:r>
+        <w:t>The sentence</w:t>
+      </w:r>
+    </w:p>
+    <w:p>
+      <w:pPr>
+        <w:spacing w:after="0"/>
+      </w:pPr>
+      <w:r>
+        <w:t>Weiner</w:t>
+      </w:r>
+    </w:p>
+    <w:p>
+      <w:pPr>
+        <w:spacing w:after="0"/>
+      </w:pPr>
+      <w:r>
+        <w:t>Lincoln highway</w:t>
+      </w:r>
+    </w:p>
+    <w:p>
+      <w:pPr>
+        <w:spacing w:after="0"/>
+      </w:pPr>
+      <w:r>
+        <w:t>passenger</w:t>
+      </w:r>
+    </w:p>
+    <w:p>
+      <w:pPr>
+        <w:spacing w:after="0"/>
+      </w:pPr>
+      <w:r>
+        <w:t>Marsh king</w:t>
+      </w:r>
+    </w:p>
+    <w:p>
+      <w:pPr>
+        <w:spacing w:after="0"/>
+      </w:pPr>
+    </w:p>
+    <w:p>
+      <w:pPr>
+        <w:spacing w:after="0"/>
+      </w:pPr>
+      <w:r>
+        <w:t>2023</w:t>
+      </w:r>
+    </w:p>
+    <w:p>
+      <w:pPr>
+        <w:spacing w:after="0"/>
+      </w:pPr>
+      <w:r>
+        <w:t>Weiner   hell of a book</w:t>
+      </w:r>
+    </w:p>
+    <w:p>
+      <w:pPr>
+        <w:spacing w:after="0"/>
+      </w:pPr>
+      <w:r>
+        <w:t xml:space="preserve"> </w:t>
       </w:r>
       <w:proofErr w:type="gramStart"/>
       <w:r>
-        <w:t>all of</w:t>
+        <w:t>fate  immense</w:t>
       </w:r>
       <w:proofErr w:type="gramEnd"/>
       <w:r>
-        <w:t xml:space="preserve"> his choices</w:t>
-      </w:r>
-    </w:p>
-    <w:p>
-      <w:pPr>
-        <w:spacing w:after="0"/>
-      </w:pPr>
-      <w:r>
-        <w:t xml:space="preserve">The icons for the books </w:t>
-      </w:r>
-      <w:proofErr w:type="gramStart"/>
-      <w:r>
-        <w:t>is</w:t>
-      </w:r>
-      <w:proofErr w:type="gramEnd"/>
-      <w:r>
-        <w:t xml:space="preserve"> listed here</w:t>
-      </w:r>
-    </w:p>
-    <w:p>
-      <w:pPr>
-        <w:spacing w:after="0"/>
-      </w:pPr>
-      <w:r>
-        <w:t>the_sentence.jpg</w:t>
-      </w:r>
-    </w:p>
-    <w:p>
-      <w:pPr>
-        <w:spacing w:after="0"/>
-      </w:pPr>
-      <w:r>
-        <w:lastRenderedPageBreak/>
-        <w:t>amor-towles-lincoln-highway.jpg</w:t>
-      </w:r>
-    </w:p>
-    <w:p>
-      <w:pPr>
-        <w:spacing w:after="0"/>
-      </w:pPr>
-      <w:r>
-        <w:t>the_passenger.jpg</w:t>
-      </w:r>
-    </w:p>
-    <w:p>
-      <w:pPr>
-        <w:spacing w:after="0"/>
-      </w:pPr>
-      <w:r>
-        <w:t>marsh_king.jpg</w:t>
-      </w:r>
-    </w:p>
-    <w:p>
-      <w:pPr>
-        <w:spacing w:after="0"/>
-      </w:pPr>
-      <w:r>
-        <w:t>Books_splendid2.jpg</w:t>
+        <w:t xml:space="preserve"> world</w:t>
       </w:r>
     </w:p>
     <w:p>
@@ -591,302 +1234,7 @@
         <w:spacing w:after="0"/>
       </w:pPr>
       <w:proofErr w:type="spellStart"/>
-      <w:proofErr w:type="gramStart"/>
-      <w:r>
-        <w:t>hell.jfif</w:t>
-      </w:r>
-      <w:proofErr w:type="spellEnd"/>
-      <w:proofErr w:type="gramEnd"/>
-    </w:p>
-    <w:p>
-      <w:pPr>
-        <w:spacing w:after="0"/>
-      </w:pPr>
-      <w:proofErr w:type="spellStart"/>
-      <w:r>
-        <w:t>Immense.jfif</w:t>
-      </w:r>
-      <w:proofErr w:type="spellEnd"/>
-    </w:p>
-    <w:p>
-      <w:pPr>
-        <w:spacing w:after="0"/>
-      </w:pPr>
-      <w:proofErr w:type="spellStart"/>
-      <w:proofErr w:type="gramStart"/>
-      <w:r>
-        <w:t>demon.jfif</w:t>
-      </w:r>
-      <w:proofErr w:type="spellEnd"/>
-      <w:proofErr w:type="gramEnd"/>
-    </w:p>
-    <w:p>
-      <w:pPr>
-        <w:spacing w:after="0"/>
-      </w:pPr>
-      <w:proofErr w:type="spellStart"/>
-      <w:r>
-        <w:t>Cloudstreet.jfif</w:t>
-      </w:r>
-      <w:proofErr w:type="spellEnd"/>
-    </w:p>
-    <w:p>
-      <w:pPr>
-        <w:spacing w:after="0"/>
-      </w:pPr>
-      <w:r>
-        <w:t>house_of_dawn.jpg</w:t>
-      </w:r>
-    </w:p>
-    <w:p>
-      <w:pPr>
-        <w:spacing w:after="0"/>
-      </w:pPr>
-      <w:proofErr w:type="spellStart"/>
-      <w:r>
-        <w:t>Slow_</w:t>
-      </w:r>
-      <w:proofErr w:type="gramStart"/>
-      <w:r>
-        <w:t>horses.jfif</w:t>
-      </w:r>
-      <w:proofErr w:type="spellEnd"/>
-      <w:proofErr w:type="gramEnd"/>
-    </w:p>
-    <w:p>
-      <w:pPr>
-        <w:spacing w:after="0"/>
-      </w:pPr>
-      <w:proofErr w:type="spellStart"/>
-      <w:r>
-        <w:t>Heaven.</w:t>
-      </w:r>
-      <w:r>
-        <w:t>j</w:t>
-      </w:r>
-      <w:r>
-        <w:t>fif</w:t>
-      </w:r>
-      <w:proofErr w:type="spellEnd"/>
-    </w:p>
-    <w:p>
-      <w:pPr>
-        <w:spacing w:after="0"/>
-      </w:pPr>
-      <w:proofErr w:type="spellStart"/>
-      <w:r>
-        <w:t>Covenant.jfif</w:t>
-      </w:r>
-      <w:proofErr w:type="spellEnd"/>
-    </w:p>
-    <w:p>
-      <w:pPr>
-        <w:spacing w:after="0"/>
-      </w:pPr>
-      <w:r>
-        <w:t>shepherd.jpg</w:t>
-      </w:r>
-    </w:p>
-    <w:p>
-      <w:pPr>
-        <w:spacing w:after="0"/>
-      </w:pPr>
-      <w:r>
-        <w:t>boy_swallows_universe.jpg</w:t>
-      </w:r>
-    </w:p>
-    <w:p>
-      <w:pPr>
-        <w:spacing w:after="0"/>
-      </w:pPr>
-    </w:p>
-    <w:p>
-      <w:pPr>
-        <w:spacing w:after="0"/>
-      </w:pPr>
-    </w:p>
-    <w:p>
-      <w:pPr>
-        <w:spacing w:after="0"/>
-      </w:pPr>
-    </w:p>
-    <w:p>
-      <w:pPr>
-        <w:spacing w:after="0"/>
-      </w:pPr>
-    </w:p>
-    <w:p>
-      <w:pPr>
-        <w:spacing w:after="0"/>
-      </w:pPr>
-    </w:p>
-    <w:p>
-      <w:pPr>
-        <w:spacing w:after="0"/>
-      </w:pPr>
-    </w:p>
-    <w:p>
-      <w:pPr>
-        <w:spacing w:after="0"/>
-      </w:pPr>
-    </w:p>
-    <w:p>
-      <w:pPr>
-        <w:spacing w:after="0"/>
-      </w:pPr>
-    </w:p>
-    <w:p>
-      <w:pPr>
-        <w:spacing w:after="0"/>
-      </w:pPr>
-    </w:p>
-    <w:p>
-      <w:pPr>
-        <w:spacing w:after="0"/>
-      </w:pPr>
-    </w:p>
-    <w:p>
-      <w:pPr>
-        <w:spacing w:after="0"/>
-      </w:pPr>
-    </w:p>
-    <w:p>
-      <w:pPr>
-        <w:spacing w:after="0"/>
-      </w:pPr>
-    </w:p>
-    <w:p>
-      <w:pPr>
-        <w:spacing w:after="0"/>
-      </w:pPr>
-    </w:p>
-    <w:p>
-      <w:pPr>
-        <w:spacing w:after="0"/>
-      </w:pPr>
-    </w:p>
-    <w:p>
-      <w:pPr>
-        <w:spacing w:after="0"/>
-      </w:pPr>
-    </w:p>
-    <w:p>
-      <w:pPr>
-        <w:spacing w:after="0"/>
-      </w:pPr>
-    </w:p>
-    <w:p>
-      <w:pPr>
-        <w:spacing w:after="0"/>
-      </w:pPr>
-    </w:p>
-    <w:p>
-      <w:pPr>
-        <w:spacing w:after="0"/>
-      </w:pPr>
-    </w:p>
-    <w:p>
-      <w:pPr>
-        <w:spacing w:after="0"/>
-      </w:pPr>
-    </w:p>
-    <w:p>
-      <w:pPr>
-        <w:spacing w:after="0"/>
-      </w:pPr>
-    </w:p>
-    <w:p>
-      <w:pPr>
-        <w:spacing w:after="0"/>
-      </w:pPr>
-      <w:r>
-        <w:t>2022</w:t>
-      </w:r>
-    </w:p>
-    <w:p>
-      <w:pPr>
-        <w:spacing w:after="0"/>
-      </w:pPr>
-      <w:r>
-        <w:t>The sentence</w:t>
-      </w:r>
-    </w:p>
-    <w:p>
-      <w:pPr>
-        <w:spacing w:after="0"/>
-      </w:pPr>
-      <w:r>
-        <w:t>Weiner</w:t>
-      </w:r>
-    </w:p>
-    <w:p>
-      <w:pPr>
-        <w:spacing w:after="0"/>
-      </w:pPr>
-      <w:r>
-        <w:t>Lincoln highway</w:t>
-      </w:r>
-    </w:p>
-    <w:p>
-      <w:pPr>
-        <w:spacing w:after="0"/>
-      </w:pPr>
-      <w:r>
-        <w:t>passenger</w:t>
-      </w:r>
-    </w:p>
-    <w:p>
-      <w:pPr>
-        <w:spacing w:after="0"/>
-      </w:pPr>
-      <w:r>
-        <w:t>Marsh king</w:t>
-      </w:r>
-    </w:p>
-    <w:p>
-      <w:pPr>
-        <w:spacing w:after="0"/>
-      </w:pPr>
-    </w:p>
-    <w:p>
-      <w:pPr>
-        <w:spacing w:after="0"/>
-      </w:pPr>
-      <w:r>
-        <w:t>2023</w:t>
-      </w:r>
-    </w:p>
-    <w:p>
-      <w:pPr>
-        <w:spacing w:after="0"/>
-      </w:pPr>
-      <w:r>
-        <w:t>Weiner   hell of a book</w:t>
-      </w:r>
-    </w:p>
-    <w:p>
-      <w:pPr>
-        <w:spacing w:after="0"/>
-      </w:pPr>
-      <w:r>
-        <w:t xml:space="preserve"> </w:t>
-      </w:r>
-      <w:proofErr w:type="gramStart"/>
-      <w:r>
-        <w:t>fate  immense</w:t>
-      </w:r>
-      <w:proofErr w:type="gramEnd"/>
-      <w:r>
-        <w:t xml:space="preserve"> world</w:t>
-      </w:r>
-    </w:p>
-    <w:p>
-      <w:pPr>
-        <w:spacing w:after="0"/>
-      </w:pPr>
-      <w:proofErr w:type="spellStart"/>
-      <w:r>
-        <w:lastRenderedPageBreak/>
+      <w:r>
         <w:t>Nauen</w:t>
       </w:r>
       <w:proofErr w:type="spellEnd"/>
@@ -1115,7 +1463,7 @@
 </file>
 
 <file path=word/numbering.xml><?xml version="1.0" encoding="utf-8"?>
-<w:numbering xmlns:wpc="http://schemas.microsoft.com/office/word/2010/wordprocessingCanvas" xmlns:cx="http://schemas.microsoft.com/office/drawing/2014/chartex" xmlns:cx1="http://schemas.microsoft.com/office/drawing/2015/9/8/chartex" xmlns:cx2="http://schemas.microsoft.com/office/drawing/2015/10/21/chartex" xmlns:cx3="http://schemas.microsoft.com/office/drawing/2016/5/9/chartex" xmlns:cx4="http://schemas.microsoft.com/office/drawing/2016/5/10/chartex" xmlns:cx5="http://schemas.microsoft.com/office/drawing/2016/5/11/chartex" xmlns:cx6="http://schemas.microsoft.com/office/drawing/2016/5/12/chartex" xmlns:cx7="http://schemas.microsoft.com/office/drawing/2016/5/13/chartex" xmlns:cx8="http://schemas.microsoft.com/office/drawing/2016/5/14/chartex" xmlns:mc="http://schemas.openxmlformats.org/markup-compatibility/2006" xmlns:aink="http://schemas.microsoft.com/office/drawing/2016/ink" xmlns:am3d="http://schemas.microsoft.com/office/drawing/2017/model3d" xmlns:o="urn:schemas-microsoft-com:office:office" xmlns:oel="http://schemas.microsoft.com/office/2019/extlst" xmlns:r="http://schemas.openxmlformats.org/officeDocument/2006/relationships" xmlns:m="http://schemas.openxmlformats.org/officeDocument/2006/math" xmlns:v="urn:schemas-microsoft-com:vml" xmlns:wp14="http://schemas.microsoft.com/office/word/2010/wordprocessingDrawing" xmlns:wp="http://schemas.openxmlformats.org/drawingml/2006/wordprocessingDrawing" xmlns:w10="urn:schemas-microsoft-com:office:word" xmlns:w="http://schemas.openxmlformats.org/wordprocessingml/2006/main" xmlns:w14="http://schemas.microsoft.com/office/word/2010/wordml" xmlns:w15="http://schemas.microsoft.com/office/word/2012/wordml" xmlns:w16cex="http://schemas.microsoft.com/office/word/2018/wordml/cex" xmlns:w16cid="http://schemas.microsoft.com/office/word/2016/wordml/cid" xmlns:w16="http://schemas.microsoft.com/office/word/2018/wordml" xmlns:w16du="http://schemas.microsoft.com/office/word/2023/wordml/word16du" xmlns:w16sdtdh="http://schemas.microsoft.com/office/word/2020/wordml/sdtdatahash" xmlns:w16se="http://schemas.microsoft.com/office/word/2015/wordml/symex" xmlns:wpg="http://schemas.microsoft.com/office/word/2010/wordprocessingGroup" xmlns:wpi="http://schemas.microsoft.com/office/word/2010/wordprocessingInk" xmlns:wne="http://schemas.microsoft.com/office/word/2006/wordml" xmlns:wps="http://schemas.microsoft.com/office/word/2010/wordprocessingShape" mc:Ignorable="w14 w15 w16se w16cid w16 w16cex w16sdtdh w16du wp14">
+<w:numbering xmlns:wpc="http://schemas.microsoft.com/office/word/2010/wordprocessingCanvas" xmlns:cx="http://schemas.microsoft.com/office/drawing/2014/chartex" xmlns:cx1="http://schemas.microsoft.com/office/drawing/2015/9/8/chartex" xmlns:cx2="http://schemas.microsoft.com/office/drawing/2015/10/21/chartex" xmlns:cx3="http://schemas.microsoft.com/office/drawing/2016/5/9/chartex" xmlns:cx4="http://schemas.microsoft.com/office/drawing/2016/5/10/chartex" xmlns:cx5="http://schemas.microsoft.com/office/drawing/2016/5/11/chartex" xmlns:cx6="http://schemas.microsoft.com/office/drawing/2016/5/12/chartex" xmlns:cx7="http://schemas.microsoft.com/office/drawing/2016/5/13/chartex" xmlns:cx8="http://schemas.microsoft.com/office/drawing/2016/5/14/chartex" xmlns:mc="http://schemas.openxmlformats.org/markup-compatibility/2006" xmlns:aink="http://schemas.microsoft.com/office/drawing/2016/ink" xmlns:am3d="http://schemas.microsoft.com/office/drawing/2017/model3d" xmlns:o="urn:schemas-microsoft-com:office:office" xmlns:oel="http://schemas.microsoft.com/office/2019/extlst" xmlns:r="http://schemas.openxmlformats.org/officeDocument/2006/relationships" xmlns:m="http://schemas.openxmlformats.org/officeDocument/2006/math" xmlns:v="urn:schemas-microsoft-com:vml" xmlns:wp14="http://schemas.microsoft.com/office/word/2010/wordprocessingDrawing" xmlns:wp="http://schemas.openxmlformats.org/drawingml/2006/wordprocessingDrawing" xmlns:w10="urn:schemas-microsoft-com:office:word" xmlns:w="http://schemas.openxmlformats.org/wordprocessingml/2006/main" xmlns:w14="http://schemas.microsoft.com/office/word/2010/wordml" xmlns:w15="http://schemas.microsoft.com/office/word/2012/wordml" xmlns:w16cex="http://schemas.microsoft.com/office/word/2018/wordml/cex" xmlns:w16cid="http://schemas.microsoft.com/office/word/2016/wordml/cid" xmlns:w16="http://schemas.microsoft.com/office/word/2018/wordml" xmlns:w16du="http://schemas.microsoft.com/office/word/2023/wordml/word16du" xmlns:w16sdtdh="http://schemas.microsoft.com/office/word/2020/wordml/sdtdatahash" xmlns:w16sdtfl="http://schemas.microsoft.com/office/word/2024/wordml/sdtformatlock" xmlns:w16se="http://schemas.microsoft.com/office/word/2015/wordml/symex" xmlns:wpg="http://schemas.microsoft.com/office/word/2010/wordprocessingGroup" xmlns:wpi="http://schemas.microsoft.com/office/word/2010/wordprocessingInk" xmlns:wne="http://schemas.microsoft.com/office/word/2006/wordml" xmlns:wps="http://schemas.microsoft.com/office/word/2010/wordprocessingShape" mc:Ignorable="w14 w15 w16se w16cid w16 w16cex w16sdtdh w16sdtfl w16du wp14">
   <w:abstractNum w:abstractNumId="0" w15:restartNumberingAfterBreak="0">
     <w:nsid w:val="13432D2A"/>
     <w:multiLevelType w:val="hybridMultilevel"/>
@@ -1235,7 +1583,7 @@
 </file>
 
 <file path=word/styles.xml><?xml version="1.0" encoding="utf-8"?>
-<w:styles xmlns:mc="http://schemas.openxmlformats.org/markup-compatibility/2006" xmlns:r="http://schemas.openxmlformats.org/officeDocument/2006/relationships" xmlns:w="http://schemas.openxmlformats.org/wordprocessingml/2006/main" xmlns:w14="http://schemas.microsoft.com/office/word/2010/wordml" xmlns:w15="http://schemas.microsoft.com/office/word/2012/wordml" xmlns:w16cex="http://schemas.microsoft.com/office/word/2018/wordml/cex" xmlns:w16cid="http://schemas.microsoft.com/office/word/2016/wordml/cid" xmlns:w16="http://schemas.microsoft.com/office/word/2018/wordml" xmlns:w16du="http://schemas.microsoft.com/office/word/2023/wordml/word16du" xmlns:w16sdtdh="http://schemas.microsoft.com/office/word/2020/wordml/sdtdatahash" xmlns:w16se="http://schemas.microsoft.com/office/word/2015/wordml/symex" mc:Ignorable="w14 w15 w16se w16cid w16 w16cex w16sdtdh w16du">
+<w:styles xmlns:mc="http://schemas.openxmlformats.org/markup-compatibility/2006" xmlns:r="http://schemas.openxmlformats.org/officeDocument/2006/relationships" xmlns:w="http://schemas.openxmlformats.org/wordprocessingml/2006/main" xmlns:w14="http://schemas.microsoft.com/office/word/2010/wordml" xmlns:w15="http://schemas.microsoft.com/office/word/2012/wordml" xmlns:w16cex="http://schemas.microsoft.com/office/word/2018/wordml/cex" xmlns:w16cid="http://schemas.microsoft.com/office/word/2016/wordml/cid" xmlns:w16="http://schemas.microsoft.com/office/word/2018/wordml" xmlns:w16du="http://schemas.microsoft.com/office/word/2023/wordml/word16du" xmlns:w16sdtdh="http://schemas.microsoft.com/office/word/2020/wordml/sdtdatahash" xmlns:w16sdtfl="http://schemas.microsoft.com/office/word/2024/wordml/sdtformatlock" xmlns:w16se="http://schemas.microsoft.com/office/word/2015/wordml/symex" mc:Ignorable="w14 w15 w16se w16cid w16 w16cex w16sdtdh w16sdtfl w16du">
   <w:docDefaults>
     <w:rPrDefault>
       <w:rPr>
@@ -1638,6 +1986,7 @@
   <w:style w:type="character" w:default="1" w:styleId="DefaultParagraphFont">
     <w:name w:val="Default Paragraph Font"/>
     <w:uiPriority w:val="1"/>
+    <w:semiHidden/>
     <w:unhideWhenUsed/>
   </w:style>
   <w:style w:type="table" w:default="1" w:styleId="TableNormal">
